--- a/JusticiaOrienta_07_Manual_Ciudadano.docx
+++ b/JusticiaOrienta_07_Manual_Ciudadano.docx
@@ -322,7 +322,7 @@
           <w:color w:val="222222"/>
           <w:sz w:val="24"/>
         </w:rPr>
-        <w:t>En el cuadro "¿Qué necesitas?" escribe con tus propias palabras. No hace falta el nombre exacto: "once civil" encuentra el mismo resultado que "11° Juzgado Civil", y "rrhh" encuentra "Recursos Humanos".</w:t>
+        <w:t>En el cuadro "¿Qué necesitas?" escribe con tus propias palabras. No hace falta el nombre exacto: "once civil" encuentra el mismo resultado que "11° Juzgado Civil", y "rrhh" encuentra "Recursos Humanos". Mientras hay texto escrito aparece un botón "✕" para borrarlo de un solo toque y empezar de nuevo.</w:t>
       </w:r>
     </w:p>
     <w:p>
@@ -448,6 +448,20 @@
           <w:sz w:val="24"/>
         </w:rPr>
         <w:t>•  Un enlace "Cómo llegar" que abre la dirección en un mapa (OpenStreetMap).</w:t>
+      </w:r>
+    </w:p>
+    <w:p>
+      <w:pPr>
+        <w:spacing w:after="80"/>
+        <w:ind w:left="340"/>
+      </w:pPr>
+      <w:r>
+        <w:rPr>
+          <w:rFonts w:ascii="Calibri" w:hAnsi="Calibri"/>
+          <w:color w:val="222222"/>
+          <w:sz w:val="24"/>
+        </w:rPr>
+        <w:t>Si prefieres tener todo el directorio a la mano en vez de buscar uno por uno, al final de la página principal hay un enlace "Descargar directorio (PDF)" con todas las oficinas activas. Si llegaste escaneando el código QR de una sede, ese enlace descarga solo el directorio de esa sede.</w:t>
       </w:r>
     </w:p>
     <w:p>
